--- a/HDSD.docx
+++ b/HDSD.docx
@@ -1,6 +1,6 @@
 
 <file path=word/document.xml><?xml version="1.0" encoding="utf-8"?>
-<w:document xmlns:wpc="http://schemas.microsoft.com/office/word/2010/wordprocessingCanvas" xmlns:cx="http://schemas.microsoft.com/office/drawing/2014/chartex" xmlns:cx1="http://schemas.microsoft.com/office/drawing/2015/9/8/chartex" xmlns:cx2="http://schemas.microsoft.com/office/drawing/2015/10/21/chartex" xmlns:cx3="http://schemas.microsoft.com/office/drawing/2016/5/9/chartex" xmlns:cx4="http://schemas.microsoft.com/office/drawing/2016/5/10/chartex" xmlns:cx5="http://schemas.microsoft.com/office/drawing/2016/5/11/chartex" xmlns:cx6="http://schemas.microsoft.com/office/drawing/2016/5/12/chartex" xmlns:cx7="http://schemas.microsoft.com/office/drawing/2016/5/13/chartex" xmlns:cx8="http://schemas.microsoft.com/office/drawing/2016/5/14/chartex" xmlns:mc="http://schemas.openxmlformats.org/markup-compatibility/2006" xmlns:aink="http://schemas.microsoft.com/office/drawing/2016/ink" xmlns:am3d="http://schemas.microsoft.com/office/drawing/2017/model3d" xmlns:o="urn:schemas-microsoft-com:office:office" xmlns:oel="http://schemas.microsoft.com/office/2019/extlst" xmlns:r="http://schemas.openxmlformats.org/officeDocument/2006/relationships" xmlns:m="http://schemas.openxmlformats.org/officeDocument/2006/math" xmlns:v="urn:schemas-microsoft-com:vml" xmlns:wp14="http://schemas.microsoft.com/office/word/2010/wordprocessingDrawing" xmlns:wp="http://schemas.openxmlformats.org/drawingml/2006/wordprocessingDrawing" xmlns:w10="urn:schemas-microsoft-com:office:word" xmlns:w="http://schemas.openxmlformats.org/wordprocessingml/2006/main" xmlns:w14="http://schemas.microsoft.com/office/word/2010/wordml" xmlns:w15="http://schemas.microsoft.com/office/word/2012/wordml" xmlns:w16cex="http://schemas.microsoft.com/office/word/2018/wordml/cex" xmlns:w16cid="http://schemas.microsoft.com/office/word/2016/wordml/cid" xmlns:w16="http://schemas.microsoft.com/office/word/2018/wordml" xmlns:w16du="http://schemas.microsoft.com/office/word/2023/wordml/word16du" xmlns:w16sdtdh="http://schemas.microsoft.com/office/word/2020/wordml/sdtdatahash" xmlns:w16se="http://schemas.microsoft.com/office/word/2015/wordml/symex" xmlns:wpg="http://schemas.microsoft.com/office/word/2010/wordprocessingGroup" xmlns:wpi="http://schemas.microsoft.com/office/word/2010/wordprocessingInk" xmlns:wne="http://schemas.microsoft.com/office/word/2006/wordml" xmlns:wps="http://schemas.microsoft.com/office/word/2010/wordprocessingShape" mc:Ignorable="w14 w15 w16se w16cid w16 w16cex w16sdtdh wp14">
+<w:document xmlns:wpc="http://schemas.microsoft.com/office/word/2010/wordprocessingCanvas" xmlns:cx="http://schemas.microsoft.com/office/drawing/2014/chartex" xmlns:cx1="http://schemas.microsoft.com/office/drawing/2015/9/8/chartex" xmlns:cx2="http://schemas.microsoft.com/office/drawing/2015/10/21/chartex" xmlns:cx3="http://schemas.microsoft.com/office/drawing/2016/5/9/chartex" xmlns:cx4="http://schemas.microsoft.com/office/drawing/2016/5/10/chartex" xmlns:cx5="http://schemas.microsoft.com/office/drawing/2016/5/11/chartex" xmlns:cx6="http://schemas.microsoft.com/office/drawing/2016/5/12/chartex" xmlns:cx7="http://schemas.microsoft.com/office/drawing/2016/5/13/chartex" xmlns:cx8="http://schemas.microsoft.com/office/drawing/2016/5/14/chartex" xmlns:mc="http://schemas.openxmlformats.org/markup-compatibility/2006" xmlns:aink="http://schemas.microsoft.com/office/drawing/2016/ink" xmlns:am3d="http://schemas.microsoft.com/office/drawing/2017/model3d" xmlns:o="urn:schemas-microsoft-com:office:office" xmlns:oel="http://schemas.microsoft.com/office/2019/extlst" xmlns:r="http://schemas.openxmlformats.org/officeDocument/2006/relationships" xmlns:m="http://schemas.openxmlformats.org/officeDocument/2006/math" xmlns:v="urn:schemas-microsoft-com:vml" xmlns:wp14="http://schemas.microsoft.com/office/word/2010/wordprocessingDrawing" xmlns:wp="http://schemas.openxmlformats.org/drawingml/2006/wordprocessingDrawing" xmlns:w10="urn:schemas-microsoft-com:office:word" xmlns:w="http://schemas.openxmlformats.org/wordprocessingml/2006/main" xmlns:w14="http://schemas.microsoft.com/office/word/2010/wordml" xmlns:w15="http://schemas.microsoft.com/office/word/2012/wordml" xmlns:w16cex="http://schemas.microsoft.com/office/word/2018/wordml/cex" xmlns:w16cid="http://schemas.microsoft.com/office/word/2016/wordml/cid" xmlns:w16="http://schemas.microsoft.com/office/word/2018/wordml" xmlns:w16du="http://schemas.microsoft.com/office/word/2023/wordml/word16du" xmlns:w16sdtdh="http://schemas.microsoft.com/office/word/2020/wordml/sdtdatahash" xmlns:w16se="http://schemas.microsoft.com/office/word/2015/wordml/symex" xmlns:wpg="http://schemas.microsoft.com/office/word/2010/wordprocessingGroup" xmlns:wpi="http://schemas.microsoft.com/office/word/2010/wordprocessingInk" xmlns:wne="http://schemas.microsoft.com/office/word/2006/wordml" xmlns:wps="http://schemas.microsoft.com/office/word/2010/wordprocessingShape" mc:Ignorable="w14 w15 w16se w16cid w16 w16cex w16sdtdh w16du wp14">
   <w:body>
     <w:p>
       <w:r>
@@ -9,10 +9,13 @@
     </w:p>
     <w:p>
       <w:r>
+        <w:rPr>
+          <w:noProof/>
+        </w:rPr>
         <w:drawing>
-          <wp:inline distT="0" distB="0" distL="0" distR="0" wp14:anchorId="133389DB" wp14:editId="22BEC796">
-            <wp:extent cx="5731510" cy="4304030"/>
-            <wp:effectExtent l="0" t="0" r="2540" b="1270"/>
+          <wp:inline distT="0" distB="0" distL="0" distR="0" wp14:anchorId="133389DB" wp14:editId="56BFB68D">
+            <wp:extent cx="4221260" cy="3169920"/>
+            <wp:effectExtent l="0" t="0" r="8255" b="0"/>
             <wp:docPr id="1164512504" name="Picture 1"/>
             <wp:cNvGraphicFramePr>
               <a:graphicFrameLocks xmlns:a="http://schemas.openxmlformats.org/drawingml/2006/main" noChangeAspect="1"/>
@@ -33,7 +36,7 @@
                   <pic:spPr>
                     <a:xfrm>
                       <a:off x="0" y="0"/>
-                      <a:ext cx="5731510" cy="4304030"/>
+                      <a:ext cx="4232596" cy="3178433"/>
                     </a:xfrm>
                     <a:prstGeom prst="rect">
                       <a:avLst/>
@@ -71,7 +74,13 @@
     </w:p>
     <w:p>
       <w:r>
-        <w:t>Đoạn màu đỏ tìm đường dẫn máy mình, đoạn sau giữ nguyên</w:t>
+        <w:t xml:space="preserve">Đoạn màu đỏ tìm đường dẫn </w:t>
+      </w:r>
+      <w:r>
+        <w:t xml:space="preserve">keil </w:t>
+      </w:r>
+      <w:r>
+        <w:t>máy mình, đoạn sau giữ nguyên</w:t>
       </w:r>
     </w:p>
     <w:p>
@@ -91,11 +100,13 @@
         <w:pStyle w:val="ListParagraph"/>
       </w:pPr>
       <w:r>
-        <w:lastRenderedPageBreak/>
+        <w:rPr>
+          <w:noProof/>
+        </w:rPr>
         <w:drawing>
-          <wp:inline distT="0" distB="0" distL="0" distR="0" wp14:anchorId="5F3C1E3C" wp14:editId="700995A5">
-            <wp:extent cx="5731510" cy="4287520"/>
-            <wp:effectExtent l="0" t="0" r="2540" b="0"/>
+          <wp:inline distT="0" distB="0" distL="0" distR="0" wp14:anchorId="5F3C1E3C" wp14:editId="087359BA">
+            <wp:extent cx="4091940" cy="3061021"/>
+            <wp:effectExtent l="0" t="0" r="3810" b="6350"/>
             <wp:docPr id="350987514" name="Picture 1" descr="A screenshot of a computer&#10;&#10;Description automatically generated"/>
             <wp:cNvGraphicFramePr>
               <a:graphicFrameLocks xmlns:a="http://schemas.openxmlformats.org/drawingml/2006/main" noChangeAspect="1"/>
@@ -116,7 +127,7 @@
                   <pic:spPr>
                     <a:xfrm>
                       <a:off x="0" y="0"/>
-                      <a:ext cx="5731510" cy="4287520"/>
+                      <a:ext cx="4093972" cy="3062541"/>
                     </a:xfrm>
                     <a:prstGeom prst="rect">
                       <a:avLst/>
@@ -131,7 +142,7 @@
     </w:p>
     <w:p>
       <w:r>
-        <w:br w:type="page"/>
+        <w:t>Sửa ở Target</w:t>
       </w:r>
     </w:p>
     <w:p>
@@ -139,19 +150,14 @@
         <w:pStyle w:val="ListParagraph"/>
       </w:pPr>
       <w:r>
+        <w:rPr>
+          <w:noProof/>
+        </w:rPr>
         <w:lastRenderedPageBreak/>
-        <w:t>Sửa ở Target</w:t>
-      </w:r>
-    </w:p>
-    <w:p>
-      <w:pPr>
-        <w:pStyle w:val="ListParagraph"/>
-      </w:pPr>
-      <w:r>
         <w:drawing>
-          <wp:inline distT="0" distB="0" distL="0" distR="0" wp14:anchorId="6B75FAB3" wp14:editId="281F945F">
-            <wp:extent cx="3896269" cy="5125165"/>
-            <wp:effectExtent l="0" t="0" r="9525" b="0"/>
+          <wp:inline distT="0" distB="0" distL="0" distR="0" wp14:anchorId="6B75FAB3" wp14:editId="62D2EB8E">
+            <wp:extent cx="2857500" cy="3758765"/>
+            <wp:effectExtent l="0" t="0" r="0" b="0"/>
             <wp:docPr id="1985680029" name="Picture 1" descr="A screenshot of a computer&#10;&#10;Description automatically generated"/>
             <wp:cNvGraphicFramePr>
               <a:graphicFrameLocks xmlns:a="http://schemas.openxmlformats.org/drawingml/2006/main" noChangeAspect="1"/>
@@ -172,7 +178,7 @@
                   <pic:spPr>
                     <a:xfrm>
                       <a:off x="0" y="0"/>
-                      <a:ext cx="3896269" cy="5125165"/>
+                      <a:ext cx="2858946" cy="3760667"/>
                     </a:xfrm>
                     <a:prstGeom prst="rect">
                       <a:avLst/>
@@ -183,6 +189,93 @@
             </a:graphic>
           </wp:inline>
         </w:drawing>
+      </w:r>
+    </w:p>
+    <w:p>
+      <w:pPr>
+        <w:pStyle w:val="ListParagraph"/>
+      </w:pPr>
+    </w:p>
+    <w:p>
+      <w:pPr>
+        <w:pStyle w:val="ListParagraph"/>
+      </w:pPr>
+    </w:p>
+    <w:p>
+      <w:pPr>
+        <w:pStyle w:val="Heading1"/>
+      </w:pPr>
+      <w:r>
+        <w:t>CÁC BƯỚC NẠP CHƯƠNG TRÌNH BAN ĐẦU</w:t>
+      </w:r>
+    </w:p>
+    <w:p>
+      <w:pPr>
+        <w:pStyle w:val="ListParagraph"/>
+        <w:numPr>
+          <w:ilvl w:val="0"/>
+          <w:numId w:val="4"/>
+        </w:numPr>
+      </w:pPr>
+      <w:r>
+        <w:t>Nạp code trong folder Bootloader vào stm32</w:t>
+      </w:r>
+    </w:p>
+    <w:p>
+      <w:pPr>
+        <w:pStyle w:val="ListParagraph"/>
+        <w:numPr>
+          <w:ilvl w:val="0"/>
+          <w:numId w:val="4"/>
+        </w:numPr>
+      </w:pPr>
+      <w:r>
+        <w:t>Dùng STLINK Ultility nạp code trong folder application vào STM32. Sau đó sửa địa chỉ 0x0801C000 = 0</w:t>
+      </w:r>
+    </w:p>
+    <w:p>
+      <w:pPr>
+        <w:pStyle w:val="ListParagraph"/>
+        <w:numPr>
+          <w:ilvl w:val="0"/>
+          <w:numId w:val="4"/>
+        </w:numPr>
+      </w:pPr>
+      <w:r>
+        <w:t>Nạp code Folder ESP32_tool cho STM32</w:t>
+      </w:r>
+    </w:p>
+    <w:p>
+      <w:pPr>
+        <w:pStyle w:val="Heading1"/>
+      </w:pPr>
+      <w:r>
+        <w:t xml:space="preserve">CÁC BƯỚC BOOTLOADER </w:t>
+      </w:r>
+    </w:p>
+    <w:p>
+      <w:r>
+        <w:t>Phát WIFI từ laptop ssid:artng pass:20022002</w:t>
+      </w:r>
+    </w:p>
+    <w:p>
+      <w:r>
+        <w:t xml:space="preserve">Vào trình duyệt truy cập IP ESP </w:t>
+      </w:r>
+    </w:p>
+    <w:p>
+      <w:r>
+        <w:t>Đăng nhập: annv pass: admin</w:t>
+      </w:r>
+    </w:p>
+    <w:p>
+      <w:r>
+        <w:t>Chọn file Cần nạp.</w:t>
+      </w:r>
+    </w:p>
+    <w:p>
+      <w:r>
+        <w:t>Chờ đợi và lụm</w:t>
       </w:r>
     </w:p>
     <w:sectPr>
@@ -196,7 +289,7 @@
 </file>
 
 <file path=word/numbering.xml><?xml version="1.0" encoding="utf-8"?>
-<w:numbering xmlns:wpc="http://schemas.microsoft.com/office/word/2010/wordprocessingCanvas" xmlns:cx="http://schemas.microsoft.com/office/drawing/2014/chartex" xmlns:cx1="http://schemas.microsoft.com/office/drawing/2015/9/8/chartex" xmlns:cx2="http://schemas.microsoft.com/office/drawing/2015/10/21/chartex" xmlns:cx3="http://schemas.microsoft.com/office/drawing/2016/5/9/chartex" xmlns:cx4="http://schemas.microsoft.com/office/drawing/2016/5/10/chartex" xmlns:cx5="http://schemas.microsoft.com/office/drawing/2016/5/11/chartex" xmlns:cx6="http://schemas.microsoft.com/office/drawing/2016/5/12/chartex" xmlns:cx7="http://schemas.microsoft.com/office/drawing/2016/5/13/chartex" xmlns:cx8="http://schemas.microsoft.com/office/drawing/2016/5/14/chartex" xmlns:mc="http://schemas.openxmlformats.org/markup-compatibility/2006" xmlns:aink="http://schemas.microsoft.com/office/drawing/2016/ink" xmlns:am3d="http://schemas.microsoft.com/office/drawing/2017/model3d" xmlns:o="urn:schemas-microsoft-com:office:office" xmlns:oel="http://schemas.microsoft.com/office/2019/extlst" xmlns:r="http://schemas.openxmlformats.org/officeDocument/2006/relationships" xmlns:m="http://schemas.openxmlformats.org/officeDocument/2006/math" xmlns:v="urn:schemas-microsoft-com:vml" xmlns:wp14="http://schemas.microsoft.com/office/word/2010/wordprocessingDrawing" xmlns:wp="http://schemas.openxmlformats.org/drawingml/2006/wordprocessingDrawing" xmlns:w10="urn:schemas-microsoft-com:office:word" xmlns:w="http://schemas.openxmlformats.org/wordprocessingml/2006/main" xmlns:w14="http://schemas.microsoft.com/office/word/2010/wordml" xmlns:w15="http://schemas.microsoft.com/office/word/2012/wordml" xmlns:w16cex="http://schemas.microsoft.com/office/word/2018/wordml/cex" xmlns:w16cid="http://schemas.microsoft.com/office/word/2016/wordml/cid" xmlns:w16="http://schemas.microsoft.com/office/word/2018/wordml" xmlns:w16du="http://schemas.microsoft.com/office/word/2023/wordml/word16du" xmlns:w16sdtdh="http://schemas.microsoft.com/office/word/2020/wordml/sdtdatahash" xmlns:w16se="http://schemas.microsoft.com/office/word/2015/wordml/symex" xmlns:wpg="http://schemas.microsoft.com/office/word/2010/wordprocessingGroup" xmlns:wpi="http://schemas.microsoft.com/office/word/2010/wordprocessingInk" xmlns:wne="http://schemas.microsoft.com/office/word/2006/wordml" xmlns:wps="http://schemas.microsoft.com/office/word/2010/wordprocessingShape" mc:Ignorable="w14 w15 w16se w16cid w16 w16cex w16sdtdh wp14">
+<w:numbering xmlns:wpc="http://schemas.microsoft.com/office/word/2010/wordprocessingCanvas" xmlns:cx="http://schemas.microsoft.com/office/drawing/2014/chartex" xmlns:cx1="http://schemas.microsoft.com/office/drawing/2015/9/8/chartex" xmlns:cx2="http://schemas.microsoft.com/office/drawing/2015/10/21/chartex" xmlns:cx3="http://schemas.microsoft.com/office/drawing/2016/5/9/chartex" xmlns:cx4="http://schemas.microsoft.com/office/drawing/2016/5/10/chartex" xmlns:cx5="http://schemas.microsoft.com/office/drawing/2016/5/11/chartex" xmlns:cx6="http://schemas.microsoft.com/office/drawing/2016/5/12/chartex" xmlns:cx7="http://schemas.microsoft.com/office/drawing/2016/5/13/chartex" xmlns:cx8="http://schemas.microsoft.com/office/drawing/2016/5/14/chartex" xmlns:mc="http://schemas.openxmlformats.org/markup-compatibility/2006" xmlns:aink="http://schemas.microsoft.com/office/drawing/2016/ink" xmlns:am3d="http://schemas.microsoft.com/office/drawing/2017/model3d" xmlns:o="urn:schemas-microsoft-com:office:office" xmlns:oel="http://schemas.microsoft.com/office/2019/extlst" xmlns:r="http://schemas.openxmlformats.org/officeDocument/2006/relationships" xmlns:m="http://schemas.openxmlformats.org/officeDocument/2006/math" xmlns:v="urn:schemas-microsoft-com:vml" xmlns:wp14="http://schemas.microsoft.com/office/word/2010/wordprocessingDrawing" xmlns:wp="http://schemas.openxmlformats.org/drawingml/2006/wordprocessingDrawing" xmlns:w10="urn:schemas-microsoft-com:office:word" xmlns:w="http://schemas.openxmlformats.org/wordprocessingml/2006/main" xmlns:w14="http://schemas.microsoft.com/office/word/2010/wordml" xmlns:w15="http://schemas.microsoft.com/office/word/2012/wordml" xmlns:w16cex="http://schemas.microsoft.com/office/word/2018/wordml/cex" xmlns:w16cid="http://schemas.microsoft.com/office/word/2016/wordml/cid" xmlns:w16="http://schemas.microsoft.com/office/word/2018/wordml" xmlns:w16du="http://schemas.microsoft.com/office/word/2023/wordml/word16du" xmlns:w16sdtdh="http://schemas.microsoft.com/office/word/2020/wordml/sdtdatahash" xmlns:w16se="http://schemas.microsoft.com/office/word/2015/wordml/symex" xmlns:wpg="http://schemas.microsoft.com/office/word/2010/wordprocessingGroup" xmlns:wpi="http://schemas.microsoft.com/office/word/2010/wordprocessingInk" xmlns:wne="http://schemas.microsoft.com/office/word/2006/wordml" xmlns:wps="http://schemas.microsoft.com/office/word/2010/wordprocessingShape" mc:Ignorable="w14 w15 w16se w16cid w16 w16cex w16sdtdh w16du wp14">
   <w:abstractNum w:abstractNumId="0" w15:restartNumberingAfterBreak="0">
     <w:nsid w:val="09F52DD0"/>
     <w:multiLevelType w:val="multilevel"/>
@@ -508,6 +601,95 @@
       <w:rPr>
         <w:rFonts w:ascii="Wingdings" w:hAnsi="Wingdings" w:hint="default"/>
       </w:rPr>
+    </w:lvl>
+  </w:abstractNum>
+  <w:abstractNum w:abstractNumId="3" w15:restartNumberingAfterBreak="0">
+    <w:nsid w:val="6DC43F77"/>
+    <w:multiLevelType w:val="hybridMultilevel"/>
+    <w:tmpl w:val="E87C9F90"/>
+    <w:lvl w:ilvl="0" w:tplc="042A000F">
+      <w:start w:val="1"/>
+      <w:numFmt w:val="decimal"/>
+      <w:lvlText w:val="%1."/>
+      <w:lvlJc w:val="left"/>
+      <w:pPr>
+        <w:ind w:left="720" w:hanging="360"/>
+      </w:pPr>
+      <w:rPr>
+        <w:rFonts w:hint="default"/>
+      </w:rPr>
+    </w:lvl>
+    <w:lvl w:ilvl="1" w:tplc="042A0019" w:tentative="1">
+      <w:start w:val="1"/>
+      <w:numFmt w:val="lowerLetter"/>
+      <w:lvlText w:val="%2."/>
+      <w:lvlJc w:val="left"/>
+      <w:pPr>
+        <w:ind w:left="1440" w:hanging="360"/>
+      </w:pPr>
+    </w:lvl>
+    <w:lvl w:ilvl="2" w:tplc="042A001B" w:tentative="1">
+      <w:start w:val="1"/>
+      <w:numFmt w:val="lowerRoman"/>
+      <w:lvlText w:val="%3."/>
+      <w:lvlJc w:val="right"/>
+      <w:pPr>
+        <w:ind w:left="2160" w:hanging="180"/>
+      </w:pPr>
+    </w:lvl>
+    <w:lvl w:ilvl="3" w:tplc="042A000F" w:tentative="1">
+      <w:start w:val="1"/>
+      <w:numFmt w:val="decimal"/>
+      <w:lvlText w:val="%4."/>
+      <w:lvlJc w:val="left"/>
+      <w:pPr>
+        <w:ind w:left="2880" w:hanging="360"/>
+      </w:pPr>
+    </w:lvl>
+    <w:lvl w:ilvl="4" w:tplc="042A0019" w:tentative="1">
+      <w:start w:val="1"/>
+      <w:numFmt w:val="lowerLetter"/>
+      <w:lvlText w:val="%5."/>
+      <w:lvlJc w:val="left"/>
+      <w:pPr>
+        <w:ind w:left="3600" w:hanging="360"/>
+      </w:pPr>
+    </w:lvl>
+    <w:lvl w:ilvl="5" w:tplc="042A001B" w:tentative="1">
+      <w:start w:val="1"/>
+      <w:numFmt w:val="lowerRoman"/>
+      <w:lvlText w:val="%6."/>
+      <w:lvlJc w:val="right"/>
+      <w:pPr>
+        <w:ind w:left="4320" w:hanging="180"/>
+      </w:pPr>
+    </w:lvl>
+    <w:lvl w:ilvl="6" w:tplc="042A000F" w:tentative="1">
+      <w:start w:val="1"/>
+      <w:numFmt w:val="decimal"/>
+      <w:lvlText w:val="%7."/>
+      <w:lvlJc w:val="left"/>
+      <w:pPr>
+        <w:ind w:left="5040" w:hanging="360"/>
+      </w:pPr>
+    </w:lvl>
+    <w:lvl w:ilvl="7" w:tplc="042A0019" w:tentative="1">
+      <w:start w:val="1"/>
+      <w:numFmt w:val="lowerLetter"/>
+      <w:lvlText w:val="%8."/>
+      <w:lvlJc w:val="left"/>
+      <w:pPr>
+        <w:ind w:left="5760" w:hanging="360"/>
+      </w:pPr>
+    </w:lvl>
+    <w:lvl w:ilvl="8" w:tplc="042A001B" w:tentative="1">
+      <w:start w:val="1"/>
+      <w:numFmt w:val="lowerRoman"/>
+      <w:lvlText w:val="%9."/>
+      <w:lvlJc w:val="right"/>
+      <w:pPr>
+        <w:ind w:left="6480" w:hanging="180"/>
+      </w:pPr>
     </w:lvl>
   </w:abstractNum>
   <w:num w:numId="1" w16cid:durableId="323898702">
@@ -519,11 +701,14 @@
   <w:num w:numId="3" w16cid:durableId="620888178">
     <w:abstractNumId w:val="2"/>
   </w:num>
+  <w:num w:numId="4" w16cid:durableId="25060901">
+    <w:abstractNumId w:val="3"/>
+  </w:num>
 </w:numbering>
 </file>
 
 <file path=word/styles.xml><?xml version="1.0" encoding="utf-8"?>
-<w:styles xmlns:mc="http://schemas.openxmlformats.org/markup-compatibility/2006" xmlns:r="http://schemas.openxmlformats.org/officeDocument/2006/relationships" xmlns:w="http://schemas.openxmlformats.org/wordprocessingml/2006/main" xmlns:w14="http://schemas.microsoft.com/office/word/2010/wordml" xmlns:w15="http://schemas.microsoft.com/office/word/2012/wordml" xmlns:w16cex="http://schemas.microsoft.com/office/word/2018/wordml/cex" xmlns:w16cid="http://schemas.microsoft.com/office/word/2016/wordml/cid" xmlns:w16="http://schemas.microsoft.com/office/word/2018/wordml" xmlns:w16sdtdh="http://schemas.microsoft.com/office/word/2020/wordml/sdtdatahash" xmlns:w16se="http://schemas.microsoft.com/office/word/2015/wordml/symex" mc:Ignorable="w14 w15 w16se w16cid w16 w16cex w16sdtdh">
+<w:styles xmlns:mc="http://schemas.openxmlformats.org/markup-compatibility/2006" xmlns:r="http://schemas.openxmlformats.org/officeDocument/2006/relationships" xmlns:w="http://schemas.openxmlformats.org/wordprocessingml/2006/main" xmlns:w14="http://schemas.microsoft.com/office/word/2010/wordml" xmlns:w15="http://schemas.microsoft.com/office/word/2012/wordml" xmlns:w16cex="http://schemas.microsoft.com/office/word/2018/wordml/cex" xmlns:w16cid="http://schemas.microsoft.com/office/word/2016/wordml/cid" xmlns:w16="http://schemas.microsoft.com/office/word/2018/wordml" xmlns:w16du="http://schemas.microsoft.com/office/word/2023/wordml/word16du" xmlns:w16sdtdh="http://schemas.microsoft.com/office/word/2020/wordml/sdtdatahash" xmlns:w16se="http://schemas.microsoft.com/office/word/2015/wordml/symex" mc:Ignorable="w14 w15 w16se w16cid w16 w16cex w16sdtdh w16du">
   <w:docDefaults>
     <w:rPrDefault>
       <w:rPr>
